--- a/docs/formatted_documents/docx/PROJECT_DOCUMENTATION.docx
+++ b/docs/formatted_documents/docx/PROJECT_DOCUMENTATION.docx
@@ -72,7 +72,7 @@
         <w:ind w:left="0"/>
       </w:pPr>
       <w:r>
-        <w:t>handwriting image analysis</w:t>
+        <w:t>archived handwriting image analysis for research comparison</w:t>
       </w:r>
     </w:p>
     <w:p>
@@ -584,12 +584,26 @@
         <w:ind w:left="0"/>
       </w:pPr>
       <w:r>
-        <w:t>docs/DyslexiaDetectionSystemDemoDeck.pptx (/d:/Project/DyslexiaDetectionSystem/docs/DyslexiaDetectionSystemDemoDeck.pptx)</w:t>
-      </w:r>
-    </w:p>
-    <w:p>
-      <w:r>
-        <w:t>28-slide demo presentation for walkthroughs and demonstrations.</w:t>
+        <w:t>docs/formatteddocuments/index.pdf (/d:/Project/DyslexiaDetectionSystem/docs/formatteddocuments/index.pdf)</w:t>
+      </w:r>
+    </w:p>
+    <w:p>
+      <w:r>
+        <w:t>PDF export bundle for the current documentation set.</w:t>
+      </w:r>
+    </w:p>
+    <w:p>
+      <w:pPr>
+        <w:pStyle w:val="ListBullet"/>
+        <w:ind w:left="0"/>
+      </w:pPr>
+      <w:r>
+        <w:t>docs/formatteddocuments/index.docx (/d:/Project/DyslexiaDetectionSystem/docs/formatteddocuments/index.docx)</w:t>
+      </w:r>
+    </w:p>
+    <w:p>
+      <w:r>
+        <w:t>DOCX export bundle for the current documentation set.</w:t>
       </w:r>
     </w:p>
     <w:p>
@@ -1167,7 +1181,7 @@
         <w:ind w:left="0"/>
       </w:pPr>
       <w:r>
-        <w:t>handwriting images are loaded as grayscale, contrast-normalized, padded to a fixed canvas, and converted into 1 x H x W tensors</w:t>
+        <w:t>archived handwriting images are loaded as grayscale, contrast-normalized, padded to a fixed canvas, and converted into 1 x H x W tensors</w:t>
       </w:r>
     </w:p>
     <w:p>
@@ -1505,7 +1519,7 @@
         <w:ind w:left="0"/>
       </w:pPr>
       <w:r>
-        <w:t>uses handwriting, audio, text, and behavior encoders together</w:t>
+        <w:t>uses audio, text, behavior, and optional archived visual encoders together</w:t>
       </w:r>
     </w:p>
     <w:p>
@@ -1638,7 +1652,7 @@
         <w:ind w:left="0"/>
       </w:pPr>
       <w:r>
-        <w:t>extracts handcrafted handwriting, speech, and reading-behavior features</w:t>
+        <w:t>extracts handcrafted archived handwriting, speech, and reading-behavior features</w:t>
       </w:r>
     </w:p>
     <w:p>
@@ -1948,7 +1962,7 @@
         <w:ind w:left="0"/>
       </w:pPr>
       <w:r>
-        <w:t>vitpatchattention_heatmap approximates patch importance in ViT-style handwriting models</w:t>
+        <w:t>vitpatchattention_heatmap approximates patch importance in ViT-style visual models</w:t>
       </w:r>
     </w:p>
     <w:p>
@@ -2199,7 +2213,7 @@
         <w:ind w:left="0"/>
       </w:pPr>
       <w:r>
-        <w:t>InitialCNNModel in models.py (/d:/Project/DyslexiaDetectionSystem/src/dyslexia_detection/models.py)</w:t>
+        <w:t>InitialCNNModel in models.py (/d:/Project/DyslexiaDetectionSystem/src/dyslexia_detection/models.py) (archived baseline)</w:t>
       </w:r>
     </w:p>
     <w:p/>
@@ -2215,7 +2229,7 @@
         <w:ind w:left="0"/>
       </w:pPr>
       <w:r>
-        <w:t>handwriting image</w:t>
+        <w:t>archived handwriting image</w:t>
       </w:r>
     </w:p>
     <w:p>
@@ -2249,7 +2263,7 @@
         <w:ind w:left="0"/>
       </w:pPr>
       <w:r>
-        <w:t>uses the handwriting encoder and audio encoder</w:t>
+        <w:t>uses the archived handwriting encoder and audio encoder</w:t>
       </w:r>
     </w:p>
     <w:p>
@@ -2317,7 +2331,7 @@
         <w:ind w:left="0"/>
       </w:pPr>
       <w:r>
-        <w:t>InitialLSTMModel</w:t>
+        <w:t>InitialLSTMModel (archived baseline)</w:t>
       </w:r>
     </w:p>
     <w:p/>
@@ -2435,7 +2449,7 @@
         <w:ind w:left="0"/>
       </w:pPr>
       <w:r>
-        <w:t>InitialCNNLSTMModel</w:t>
+        <w:t>InitialCNNLSTMModel (archived baseline)</w:t>
       </w:r>
     </w:p>
     <w:p/>
@@ -2451,7 +2465,7 @@
         <w:ind w:left="0"/>
       </w:pPr>
       <w:r>
-        <w:t>handwriting image</w:t>
+        <w:t>archived handwriting image</w:t>
       </w:r>
     </w:p>
     <w:p>
@@ -2503,7 +2517,7 @@
         <w:ind w:left="0"/>
       </w:pPr>
       <w:r>
-        <w:t>combines the CNN handwriting encoder, audio encoder, LSTM text encoder, and behavior encoder</w:t>
+        <w:t>combines the archived CNN handwriting encoder, audio encoder, LSTM text encoder, and behavior encoder</w:t>
       </w:r>
     </w:p>
     <w:p>
@@ -2587,7 +2601,7 @@
         <w:ind w:left="0"/>
       </w:pPr>
       <w:r>
-        <w:t>uses the CNN handwriting encoder</w:t>
+        <w:t>uses the archived CNN handwriting encoder</w:t>
       </w:r>
     </w:p>
     <w:p>
@@ -2764,7 +2778,7 @@
         <w:ind w:left="0"/>
       </w:pPr>
       <w:r>
-        <w:t>replaces the CNN handwriting encoder with a patch-based vision transformer encoder</w:t>
+        <w:t>replaces the archived CNN handwriting encoder with a patch-based vision transformer encoder</w:t>
       </w:r>
     </w:p>
     <w:p>
@@ -2789,7 +2803,7 @@
         <w:ind w:left="0"/>
       </w:pPr>
       <w:r>
-        <w:t>handwriting tasks where patch-level attention is useful</w:t>
+        <w:t>image tasks where patch-level attention is useful</w:t>
       </w:r>
     </w:p>
     <w:p/>
@@ -2830,7 +2844,7 @@
         <w:ind w:left="0"/>
       </w:pPr>
       <w:r>
-        <w:t>uses a vision transformer for handwriting</w:t>
+        <w:t>uses a vision transformer for archived visual inputs</w:t>
       </w:r>
     </w:p>
     <w:p>
@@ -3291,7 +3305,7 @@
         <w:ind w:left="0"/>
       </w:pPr>
       <w:r>
-        <w:t>handwriting_path</w:t>
+        <w:t>handwriting_path (archived research column)</w:t>
       </w:r>
     </w:p>
     <w:p>
@@ -3407,7 +3421,7 @@
         <w:ind w:left="0"/>
       </w:pPr>
       <w:r>
-        <w:t>Load handwriting as normalized grayscale.</w:t>
+        <w:t>Load archived handwriting as normalized grayscale.</w:t>
       </w:r>
     </w:p>
     <w:p>
@@ -4293,7 +4307,7 @@
     <w:p/>
     <w:p>
       <w:r>
-        <w:t>The system does not rely on a single feature source. It combines handwriting, audio, text, behavior, and error observations so one weak signal does not dominate the result.</w:t>
+        <w:t>The system does not rely on a single feature source. It combines audio, text, behavior, and error observations, plus any archived visual reference data where available, so one weak signal does not dominate the result.</w:t>
       </w:r>
     </w:p>
     <w:p/>
